--- a/doc/architecture_document_incident.docx
+++ b/doc/architecture_document_incident.docx
@@ -5,11 +5,12 @@
     <w:sdt>
       <w:sdtPr>
         <w:rPr>
+          <w:rFonts w:eastAsiaTheme="minorHAnsi"/>
           <w:color w:val="156082" w:themeColor="accent1"/>
           <w:kern w:val="2"/>
           <w:sz w:val="24"/>
           <w:szCs w:val="24"/>
-          <w:lang/>
+          <w:lang w:val="en-GB"/>
           <w14:ligatures w14:val="standardContextual"/>
         </w:rPr>
         <w:id w:val="-668560098"/>
@@ -142,7 +143,7 @@
                   <w:sz w:val="72"/>
                   <w:szCs w:val="72"/>
                 </w:rPr>
-                <w:t>Architecture document</w:t>
+                <w:t>system architecture</w:t>
               </w:r>
             </w:p>
           </w:sdtContent>
@@ -181,7 +182,15 @@
                   <w:sz w:val="28"/>
                   <w:szCs w:val="28"/>
                 </w:rPr>
-                <w:t>Innovactions – incident system</w:t>
+                <w:t>Research report</w:t>
+              </w:r>
+              <w:r>
+                <w:rPr>
+                  <w:color w:val="156082" w:themeColor="accent1"/>
+                  <w:sz w:val="28"/>
+                  <w:szCs w:val="28"/>
+                </w:rPr>
+                <w:t xml:space="preserve"> – incident system</w:t>
               </w:r>
             </w:p>
           </w:sdtContent>
@@ -526,7 +535,7 @@
           <w:kern w:val="2"/>
           <w:sz w:val="24"/>
           <w:szCs w:val="24"/>
-          <w:lang/>
+          <w:lang w:val="en-GB"/>
           <w14:ligatures w14:val="standardContextual"/>
         </w:rPr>
         <w:id w:val="17521187"/>
@@ -560,6 +569,7 @@
             <w:rPr>
               <w:rFonts w:eastAsiaTheme="minorEastAsia"/>
               <w:noProof/>
+              <w:lang w:eastAsia="en-GB"/>
             </w:rPr>
           </w:pPr>
           <w:r>
@@ -571,7 +581,7 @@
           <w:r>
             <w:fldChar w:fldCharType="separate"/>
           </w:r>
-          <w:hyperlink w:anchor="_Toc208835523" w:history="1">
+          <w:hyperlink w:anchor="_Toc219034482" w:history="1">
             <w:r>
               <w:rPr>
                 <w:rStyle w:val="Hyperlink"/>
@@ -599,7 +609,7 @@
                 <w:noProof/>
                 <w:webHidden/>
               </w:rPr>
-              <w:instrText xml:space="preserve"> PAGEREF _Toc208835523 \h </w:instrText>
+              <w:instrText xml:space="preserve"> PAGEREF _Toc219034482 \h </w:instrText>
             </w:r>
             <w:r>
               <w:rPr>
@@ -639,9 +649,10 @@
             <w:rPr>
               <w:rFonts w:eastAsiaTheme="minorEastAsia"/>
               <w:noProof/>
+              <w:lang w:eastAsia="en-GB"/>
             </w:rPr>
           </w:pPr>
-          <w:hyperlink w:anchor="_Toc208835524" w:history="1">
+          <w:hyperlink w:anchor="_Toc219034483" w:history="1">
             <w:r>
               <w:rPr>
                 <w:rStyle w:val="Hyperlink"/>
@@ -669,7 +680,7 @@
                 <w:noProof/>
                 <w:webHidden/>
               </w:rPr>
-              <w:instrText xml:space="preserve"> PAGEREF _Toc208835524 \h </w:instrText>
+              <w:instrText xml:space="preserve"> PAGEREF _Toc219034483 \h </w:instrText>
             </w:r>
             <w:r>
               <w:rPr>
@@ -709,9 +720,10 @@
             <w:rPr>
               <w:rFonts w:eastAsiaTheme="minorEastAsia"/>
               <w:noProof/>
+              <w:lang w:eastAsia="en-GB"/>
             </w:rPr>
           </w:pPr>
-          <w:hyperlink w:anchor="_Toc208835525" w:history="1">
+          <w:hyperlink w:anchor="_Toc219034484" w:history="1">
             <w:r>
               <w:rPr>
                 <w:rStyle w:val="Hyperlink"/>
@@ -739,7 +751,7 @@
                 <w:noProof/>
                 <w:webHidden/>
               </w:rPr>
-              <w:instrText xml:space="preserve"> PAGEREF _Toc208835525 \h </w:instrText>
+              <w:instrText xml:space="preserve"> PAGEREF _Toc219034484 \h </w:instrText>
             </w:r>
             <w:r>
               <w:rPr>
@@ -779,9 +791,10 @@
             <w:rPr>
               <w:rFonts w:eastAsiaTheme="minorEastAsia"/>
               <w:noProof/>
+              <w:lang w:eastAsia="en-GB"/>
             </w:rPr>
           </w:pPr>
-          <w:hyperlink w:anchor="_Toc208835526" w:history="1">
+          <w:hyperlink w:anchor="_Toc219034485" w:history="1">
             <w:r>
               <w:rPr>
                 <w:rStyle w:val="Hyperlink"/>
@@ -809,7 +822,7 @@
                 <w:noProof/>
                 <w:webHidden/>
               </w:rPr>
-              <w:instrText xml:space="preserve"> PAGEREF _Toc208835526 \h </w:instrText>
+              <w:instrText xml:space="preserve"> PAGEREF _Toc219034485 \h </w:instrText>
             </w:r>
             <w:r>
               <w:rPr>
@@ -849,9 +862,10 @@
             <w:rPr>
               <w:rFonts w:eastAsiaTheme="minorEastAsia"/>
               <w:noProof/>
+              <w:lang w:eastAsia="en-GB"/>
             </w:rPr>
           </w:pPr>
-          <w:hyperlink w:anchor="_Toc208835527" w:history="1">
+          <w:hyperlink w:anchor="_Toc219034486" w:history="1">
             <w:r>
               <w:rPr>
                 <w:rStyle w:val="Hyperlink"/>
@@ -878,7 +892,7 @@
                 <w:noProof/>
                 <w:webHidden/>
               </w:rPr>
-              <w:instrText xml:space="preserve"> PAGEREF _Toc208835527 \h </w:instrText>
+              <w:instrText xml:space="preserve"> PAGEREF _Toc219034486 \h </w:instrText>
             </w:r>
             <w:r>
               <w:rPr>
@@ -918,9 +932,10 @@
             <w:rPr>
               <w:rFonts w:eastAsiaTheme="minorEastAsia"/>
               <w:noProof/>
+              <w:lang w:eastAsia="en-GB"/>
             </w:rPr>
           </w:pPr>
-          <w:hyperlink w:anchor="_Toc208835528" w:history="1">
+          <w:hyperlink w:anchor="_Toc219034487" w:history="1">
             <w:r>
               <w:rPr>
                 <w:rStyle w:val="Hyperlink"/>
@@ -948,7 +963,7 @@
                 <w:noProof/>
                 <w:webHidden/>
               </w:rPr>
-              <w:instrText xml:space="preserve"> PAGEREF _Toc208835528 \h </w:instrText>
+              <w:instrText xml:space="preserve"> PAGEREF _Toc219034487 \h </w:instrText>
             </w:r>
             <w:r>
               <w:rPr>
@@ -988,9 +1003,10 @@
             <w:rPr>
               <w:rFonts w:eastAsiaTheme="minorEastAsia"/>
               <w:noProof/>
+              <w:lang w:eastAsia="en-GB"/>
             </w:rPr>
           </w:pPr>
-          <w:hyperlink w:anchor="_Toc208835529" w:history="1">
+          <w:hyperlink w:anchor="_Toc219034488" w:history="1">
             <w:r>
               <w:rPr>
                 <w:rStyle w:val="Hyperlink"/>
@@ -1018,7 +1034,7 @@
                 <w:noProof/>
                 <w:webHidden/>
               </w:rPr>
-              <w:instrText xml:space="preserve"> PAGEREF _Toc208835529 \h </w:instrText>
+              <w:instrText xml:space="preserve"> PAGEREF _Toc219034488 \h </w:instrText>
             </w:r>
             <w:r>
               <w:rPr>
@@ -1056,10 +1072,12 @@
               <w:tab w:val="right" w:leader="dot" w:pos="9062"/>
             </w:tabs>
             <w:rPr>
+              <w:rFonts w:eastAsiaTheme="minorEastAsia"/>
               <w:noProof/>
+              <w:lang w:eastAsia="en-GB"/>
             </w:rPr>
           </w:pPr>
-          <w:hyperlink w:anchor="_Toc208835530" w:history="1">
+          <w:hyperlink w:anchor="_Toc219034489" w:history="1">
             <w:r>
               <w:rPr>
                 <w:rStyle w:val="Hyperlink"/>
@@ -1087,7 +1105,7 @@
                 <w:noProof/>
                 <w:webHidden/>
               </w:rPr>
-              <w:instrText xml:space="preserve"> PAGEREF _Toc208835530 \h </w:instrText>
+              <w:instrText xml:space="preserve"> PAGEREF _Toc219034489 \h </w:instrText>
             </w:r>
             <w:r>
               <w:rPr>
@@ -1125,10 +1143,12 @@
               <w:tab w:val="right" w:leader="dot" w:pos="9062"/>
             </w:tabs>
             <w:rPr>
+              <w:rFonts w:eastAsiaTheme="minorEastAsia"/>
               <w:noProof/>
+              <w:lang w:eastAsia="en-GB"/>
             </w:rPr>
           </w:pPr>
-          <w:hyperlink w:anchor="_Toc208835531" w:history="1">
+          <w:hyperlink w:anchor="_Toc219034490" w:history="1">
             <w:r>
               <w:rPr>
                 <w:rStyle w:val="Hyperlink"/>
@@ -1156,7 +1176,7 @@
                 <w:noProof/>
                 <w:webHidden/>
               </w:rPr>
-              <w:instrText xml:space="preserve"> PAGEREF _Toc208835531 \h </w:instrText>
+              <w:instrText xml:space="preserve"> PAGEREF _Toc219034490 \h </w:instrText>
             </w:r>
             <w:r>
               <w:rPr>
@@ -1194,10 +1214,12 @@
               <w:tab w:val="right" w:leader="dot" w:pos="9062"/>
             </w:tabs>
             <w:rPr>
+              <w:rFonts w:eastAsiaTheme="minorEastAsia"/>
               <w:noProof/>
+              <w:lang w:eastAsia="en-GB"/>
             </w:rPr>
           </w:pPr>
-          <w:hyperlink w:anchor="_Toc208835532" w:history="1">
+          <w:hyperlink w:anchor="_Toc219034491" w:history="1">
             <w:r>
               <w:rPr>
                 <w:rStyle w:val="Hyperlink"/>
@@ -1225,7 +1247,7 @@
                 <w:noProof/>
                 <w:webHidden/>
               </w:rPr>
-              <w:instrText xml:space="preserve"> PAGEREF _Toc208835532 \h </w:instrText>
+              <w:instrText xml:space="preserve"> PAGEREF _Toc219034491 \h </w:instrText>
             </w:r>
             <w:r>
               <w:rPr>
@@ -1265,9 +1287,10 @@
             <w:rPr>
               <w:rFonts w:eastAsiaTheme="minorEastAsia"/>
               <w:noProof/>
+              <w:lang w:eastAsia="en-GB"/>
             </w:rPr>
           </w:pPr>
-          <w:hyperlink w:anchor="_Toc208835533" w:history="1">
+          <w:hyperlink w:anchor="_Toc219034492" w:history="1">
             <w:r>
               <w:rPr>
                 <w:rStyle w:val="Hyperlink"/>
@@ -1295,7 +1318,7 @@
                 <w:noProof/>
                 <w:webHidden/>
               </w:rPr>
-              <w:instrText xml:space="preserve"> PAGEREF _Toc208835533 \h </w:instrText>
+              <w:instrText xml:space="preserve"> PAGEREF _Toc219034492 \h </w:instrText>
             </w:r>
             <w:r>
               <w:rPr>
@@ -1335,9 +1358,10 @@
             <w:rPr>
               <w:rFonts w:eastAsiaTheme="minorEastAsia"/>
               <w:noProof/>
+              <w:lang w:eastAsia="en-GB"/>
             </w:rPr>
           </w:pPr>
-          <w:hyperlink w:anchor="_Toc208835534" w:history="1">
+          <w:hyperlink w:anchor="_Toc219034493" w:history="1">
             <w:r>
               <w:rPr>
                 <w:rStyle w:val="Hyperlink"/>
@@ -1365,7 +1389,7 @@
                 <w:noProof/>
                 <w:webHidden/>
               </w:rPr>
-              <w:instrText xml:space="preserve"> PAGEREF _Toc208835534 \h </w:instrText>
+              <w:instrText xml:space="preserve"> PAGEREF _Toc219034493 \h </w:instrText>
             </w:r>
             <w:r>
               <w:rPr>
@@ -1386,6 +1410,77 @@
                 <w:webHidden/>
               </w:rPr>
               <w:t>11</w:t>
+            </w:r>
+            <w:r>
+              <w:rPr>
+                <w:noProof/>
+                <w:webHidden/>
+              </w:rPr>
+              <w:fldChar w:fldCharType="end"/>
+            </w:r>
+          </w:hyperlink>
+        </w:p>
+        <w:p>
+          <w:pPr>
+            <w:pStyle w:val="TOC1"/>
+            <w:tabs>
+              <w:tab w:val="right" w:leader="dot" w:pos="9062"/>
+            </w:tabs>
+            <w:rPr>
+              <w:rFonts w:eastAsiaTheme="minorEastAsia"/>
+              <w:noProof/>
+              <w:lang w:eastAsia="en-GB"/>
+            </w:rPr>
+          </w:pPr>
+          <w:hyperlink w:anchor="_Toc219034494" w:history="1">
+            <w:r>
+              <w:rPr>
+                <w:rStyle w:val="Hyperlink"/>
+                <w:noProof/>
+                <w:lang w:val="en-US"/>
+              </w:rPr>
+              <w:t>Conclusion</w:t>
+            </w:r>
+            <w:r>
+              <w:rPr>
+                <w:noProof/>
+                <w:webHidden/>
+              </w:rPr>
+              <w:tab/>
+            </w:r>
+            <w:r>
+              <w:rPr>
+                <w:noProof/>
+                <w:webHidden/>
+              </w:rPr>
+              <w:fldChar w:fldCharType="begin"/>
+            </w:r>
+            <w:r>
+              <w:rPr>
+                <w:noProof/>
+                <w:webHidden/>
+              </w:rPr>
+              <w:instrText xml:space="preserve"> PAGEREF _Toc219034494 \h </w:instrText>
+            </w:r>
+            <w:r>
+              <w:rPr>
+                <w:noProof/>
+                <w:webHidden/>
+              </w:rPr>
+            </w:r>
+            <w:r>
+              <w:rPr>
+                <w:noProof/>
+                <w:webHidden/>
+              </w:rPr>
+              <w:fldChar w:fldCharType="separate"/>
+            </w:r>
+            <w:r>
+              <w:rPr>
+                <w:noProof/>
+                <w:webHidden/>
+              </w:rPr>
+              <w:t>12</w:t>
             </w:r>
             <w:r>
               <w:rPr>
@@ -1420,7 +1515,7 @@
           <w:lang w:val="en-US"/>
         </w:rPr>
       </w:pPr>
-      <w:bookmarkStart w:id="0" w:name="_Toc208835523"/>
+      <w:bookmarkStart w:id="0" w:name="_Toc219034482"/>
       <w:r>
         <w:rPr>
           <w:lang w:val="en-US"/>
@@ -1548,7 +1643,7 @@
           <w:lang w:val="en-US"/>
         </w:rPr>
       </w:pPr>
-      <w:bookmarkStart w:id="1" w:name="_Toc208835524"/>
+      <w:bookmarkStart w:id="1" w:name="_Toc219034483"/>
       <w:r>
         <w:rPr>
           <w:lang w:val="en-US"/>
@@ -1645,7 +1740,7 @@
           <w:lang w:val="en-US"/>
         </w:rPr>
       </w:pPr>
-      <w:bookmarkStart w:id="2" w:name="_Toc208835525"/>
+      <w:bookmarkStart w:id="2" w:name="_Toc219034484"/>
       <w:r>
         <w:rPr>
           <w:lang w:val="en-US"/>
@@ -1909,7 +2004,7 @@
           <w:lang w:val="en-US"/>
         </w:rPr>
       </w:pPr>
-      <w:bookmarkStart w:id="3" w:name="_Toc208835526"/>
+      <w:bookmarkStart w:id="3" w:name="_Toc219034485"/>
       <w:r>
         <w:rPr>
           <w:lang w:val="en-US"/>
@@ -2243,7 +2338,7 @@
           <w:lang w:val="en-US"/>
         </w:rPr>
       </w:pPr>
-      <w:bookmarkStart w:id="4" w:name="_Toc208835527"/>
+      <w:bookmarkStart w:id="4" w:name="_Toc219034486"/>
       <w:r>
         <w:lastRenderedPageBreak/>
         <w:t>Artifacts</w:t>
@@ -2361,7 +2456,21 @@
         <w:rPr>
           <w:lang w:val="en-US"/>
         </w:rPr>
-        <w:t xml:space="preserve">Optional docker compose file – As we will most likely have multiple images we could create a docker compose </w:t>
+        <w:t xml:space="preserve">Optional docker compose file – As we will most likely have multiple </w:t>
+      </w:r>
+      <w:proofErr w:type="gramStart"/>
+      <w:r>
+        <w:rPr>
+          <w:lang w:val="en-US"/>
+        </w:rPr>
+        <w:t>images</w:t>
+      </w:r>
+      <w:proofErr w:type="gramEnd"/>
+      <w:r>
+        <w:rPr>
+          <w:lang w:val="en-US"/>
+        </w:rPr>
+        <w:t xml:space="preserve"> we could create a docker compose </w:t>
       </w:r>
       <w:r>
         <w:rPr>
@@ -2397,7 +2506,7 @@
           <w:lang w:val="en-US"/>
         </w:rPr>
       </w:pPr>
-      <w:bookmarkStart w:id="5" w:name="_Toc208835528"/>
+      <w:bookmarkStart w:id="5" w:name="_Toc219034487"/>
       <w:r>
         <w:rPr>
           <w:lang w:val="en-US"/>
@@ -2470,7 +2579,7 @@
           <w:lang w:val="en-US"/>
         </w:rPr>
       </w:pPr>
-      <w:bookmarkStart w:id="6" w:name="_Toc208835529"/>
+      <w:bookmarkStart w:id="6" w:name="_Toc219034488"/>
       <w:r>
         <w:rPr>
           <w:lang w:val="en-US"/>
@@ -2523,7 +2632,7 @@
           <w:lang w:val="en-US"/>
         </w:rPr>
       </w:pPr>
-      <w:bookmarkStart w:id="7" w:name="_Toc208835530"/>
+      <w:bookmarkStart w:id="7" w:name="_Toc219034489"/>
       <w:r>
         <w:rPr>
           <w:lang w:val="en-US"/>
@@ -2565,7 +2674,7 @@
           <w:szCs w:val="22"/>
           <w:lang w:val="en-US"/>
         </w:rPr>
-        <w:t>. Please read to get a basic understanding. I will not explain it in this document.</w:t>
+        <w:t>. Please read to get a basic understanding.</w:t>
       </w:r>
     </w:p>
     <w:p>
@@ -2790,7 +2899,7 @@
           <w:lang w:val="en-US"/>
         </w:rPr>
       </w:pPr>
-      <w:bookmarkStart w:id="8" w:name="_Toc208835531"/>
+      <w:bookmarkStart w:id="8" w:name="_Toc219034490"/>
       <w:r>
         <w:rPr>
           <w:lang w:val="en-US"/>
@@ -3030,7 +3139,7 @@
           <w:lang w:val="en-US"/>
         </w:rPr>
       </w:pPr>
-      <w:bookmarkStart w:id="9" w:name="_Toc208835532"/>
+      <w:bookmarkStart w:id="9" w:name="_Toc219034491"/>
       <w:r>
         <w:rPr>
           <w:lang w:val="en-US"/>
@@ -3256,7 +3365,7 @@
           <w:lang w:val="en-US"/>
         </w:rPr>
       </w:pPr>
-      <w:bookmarkStart w:id="10" w:name="_Toc208835533"/>
+      <w:bookmarkStart w:id="10" w:name="_Toc219034492"/>
       <w:r>
         <w:rPr>
           <w:lang w:val="en-US"/>
@@ -3550,7 +3659,7 @@
           <w:lang w:val="en-US"/>
         </w:rPr>
       </w:pPr>
-      <w:bookmarkStart w:id="11" w:name="_Toc208835534"/>
+      <w:bookmarkStart w:id="11" w:name="_Toc219034493"/>
       <w:r>
         <w:rPr>
           <w:lang w:val="en-US"/>
@@ -3748,7 +3857,21 @@
         <w:rPr>
           <w:lang w:val="en-US"/>
         </w:rPr>
-        <w:t xml:space="preserve">. While multiple inbound adapters means we can take in messages from different systems generically, multiple outbound adapters can be used in the same </w:t>
+        <w:t xml:space="preserve">. While multiple inbound adapters </w:t>
+      </w:r>
+      <w:proofErr w:type="gramStart"/>
+      <w:r>
+        <w:rPr>
+          <w:lang w:val="en-US"/>
+        </w:rPr>
+        <w:t>means</w:t>
+      </w:r>
+      <w:proofErr w:type="gramEnd"/>
+      <w:r>
+        <w:rPr>
+          <w:lang w:val="en-US"/>
+        </w:rPr>
+        <w:t xml:space="preserve"> we can take in messages from different systems generically, multiple outbound adapters can be used in the same </w:t>
       </w:r>
       <w:r>
         <w:rPr>
@@ -3759,24 +3882,1731 @@
     </w:p>
     <w:p>
       <w:pPr>
-        <w:rPr>
-          <w:lang w:val="en-US"/>
-        </w:rPr>
-      </w:pPr>
-    </w:p>
-    <w:p>
-      <w:pPr>
-        <w:rPr>
-          <w:lang w:val="en-US"/>
-        </w:rPr>
-      </w:pPr>
-    </w:p>
-    <w:p>
-      <w:pPr>
-        <w:rPr>
-          <w:lang w:val="en-US"/>
-        </w:rPr>
-      </w:pPr>
+        <w:pStyle w:val="Heading1"/>
+        <w:rPr>
+          <w:lang w:val="en-US"/>
+        </w:rPr>
+      </w:pPr>
+      <w:bookmarkStart w:id="12" w:name="_Toc219034494"/>
+      <w:r>
+        <w:rPr>
+          <w:lang w:val="en-US"/>
+        </w:rPr>
+        <w:t>Conclusion</w:t>
+      </w:r>
+      <w:bookmarkEnd w:id="12"/>
+    </w:p>
+    <w:p>
+      <w:pPr>
+        <w:rPr>
+          <w:lang w:val="en-US"/>
+        </w:rPr>
+      </w:pPr>
+      <w:r>
+        <w:rPr>
+          <w:lang w:val="en-US"/>
+        </w:rPr>
+        <w:t>While there are many differing architecture styles that could be applied, specifically in the context of modula</w:t>
+      </w:r>
+      <w:r>
+        <w:rPr>
+          <w:lang w:val="en-US"/>
+        </w:rPr>
+        <w:t>rity, the hexagonal architecture stands out as the most extensible architecture for the specific problem with are facing with Innovactions.</w:t>
+      </w:r>
+    </w:p>
+    <w:p>
+      <w:pPr>
+        <w:rPr>
+          <w:lang w:val="en-US"/>
+        </w:rPr>
+      </w:pPr>
+      <w:r>
+        <w:rPr>
+          <w:lang w:val="en-US"/>
+        </w:rPr>
+        <w:t xml:space="preserve">Since the beginning Innovations </w:t>
+      </w:r>
+      <w:r>
+        <w:rPr>
+          <w:lang w:val="en-US"/>
+        </w:rPr>
+        <w:t>have</w:t>
+      </w:r>
+      <w:r>
+        <w:rPr>
+          <w:lang w:val="en-US"/>
+        </w:rPr>
+        <w:t xml:space="preserve"> stated that they are unsure of how they want to extend the platform, but all they know is that they will. This </w:t>
+      </w:r>
+      <w:r>
+        <w:rPr>
+          <w:lang w:val="en-US"/>
+        </w:rPr>
+        <w:t>future oriented requirement slashes many design patterns from the get-go as they would be too opi</w:t>
+      </w:r>
+      <w:r>
+        <w:rPr>
+          <w:lang w:val="en-US"/>
+        </w:rPr>
+        <w:t>nionated, and require excessive resource</w:t>
+      </w:r>
+      <w:r>
+        <w:rPr>
+          <w:lang w:val="en-US"/>
+        </w:rPr>
+        <w:t>s</w:t>
+      </w:r>
+      <w:r>
+        <w:rPr>
+          <w:lang w:val="en-US"/>
+        </w:rPr>
+        <w:t xml:space="preserve"> in maintenance, e.g. man hours or </w:t>
+      </w:r>
+      <w:r>
+        <w:rPr>
+          <w:lang w:val="en-US"/>
+        </w:rPr>
+        <w:t>cloud space.</w:t>
+      </w:r>
+    </w:p>
+    <w:p>
+      <w:pPr>
+        <w:rPr>
+          <w:lang w:val="en-US"/>
+        </w:rPr>
+      </w:pPr>
+      <w:r>
+        <w:rPr>
+          <w:lang w:val="en-US"/>
+        </w:rPr>
+        <w:t xml:space="preserve">With its’ ‘plug and play’ design hexagonal architecture promotes creating </w:t>
+      </w:r>
+      <w:r>
+        <w:rPr>
+          <w:lang w:val="en-US"/>
+        </w:rPr>
+        <w:t xml:space="preserve">clearly defined business logic, that can then be reused infinitely by any </w:t>
+      </w:r>
+      <w:r>
+        <w:rPr>
+          <w:lang w:val="en-US"/>
+        </w:rPr>
+        <w:t xml:space="preserve">new platform integration through adapters. </w:t>
+      </w:r>
+    </w:p>
+    <w:p>
+      <w:pPr>
+        <w:rPr>
+          <w:lang w:val="en-US"/>
+        </w:rPr>
+      </w:pPr>
+      <w:r>
+        <w:rPr>
+          <w:lang w:val="en-US"/>
+        </w:rPr>
+        <w:t xml:space="preserve">This decision does not just accomplish the requirement given by </w:t>
+      </w:r>
+      <w:proofErr w:type="gramStart"/>
+      <w:r>
+        <w:rPr>
+          <w:lang w:val="en-US"/>
+        </w:rPr>
+        <w:t>Innovactions, but</w:t>
+      </w:r>
+      <w:proofErr w:type="gramEnd"/>
+      <w:r>
+        <w:rPr>
+          <w:lang w:val="en-US"/>
+        </w:rPr>
+        <w:t xml:space="preserve"> even goes beyond and ensures </w:t>
+      </w:r>
+      <w:r>
+        <w:rPr>
+          <w:lang w:val="en-US"/>
+        </w:rPr>
+        <w:t>a great developer experience maintaining it.</w:t>
+      </w:r>
+    </w:p>
+    <w:p>
+      <w:pPr>
+        <w:pStyle w:val="Heading1"/>
+        <w:rPr>
+          <w:lang w:val="en-US"/>
+        </w:rPr>
+      </w:pPr>
+      <w:r>
+        <w:rPr>
+          <w:lang w:val="en-US"/>
+        </w:rPr>
+        <w:t xml:space="preserve">How to extend </w:t>
+      </w:r>
+      <w:r>
+        <w:rPr>
+          <w:lang w:val="en-US"/>
+        </w:rPr>
+        <w:t>the system</w:t>
+      </w:r>
+    </w:p>
+    <w:p>
+      <w:pPr>
+        <w:rPr>
+          <w:lang w:val="en-US"/>
+        </w:rPr>
+      </w:pPr>
+      <w:r>
+        <w:rPr>
+          <w:lang w:val="en-US"/>
+        </w:rPr>
+        <w:t>In this last paragraph I will be talking a bit more about how to extend the system, with our chosen architecture.</w:t>
+      </w:r>
+      <w:r>
+        <w:rPr>
+          <w:lang w:val="en-US"/>
+        </w:rPr>
+        <w:t xml:space="preserve"> I will be keeping pictures and links to a </w:t>
+      </w:r>
+      <w:r>
+        <w:rPr>
+          <w:lang w:val="en-US"/>
+        </w:rPr>
+        <w:t>minimum and</w:t>
+      </w:r>
+      <w:r>
+        <w:rPr>
+          <w:lang w:val="en-US"/>
+        </w:rPr>
+        <w:t xml:space="preserve"> mostly try to refer to knowledge from the rest of this document. This is a simple text guide to understand how to find </w:t>
+      </w:r>
+      <w:r>
+        <w:rPr>
+          <w:lang w:val="en-US"/>
+        </w:rPr>
+        <w:t>code and</w:t>
+      </w:r>
+      <w:r>
+        <w:rPr>
+          <w:lang w:val="en-US"/>
+        </w:rPr>
+        <w:t xml:space="preserve"> extend it.</w:t>
+      </w:r>
+    </w:p>
+    <w:p>
+      <w:pPr>
+        <w:pStyle w:val="Heading2"/>
+        <w:rPr>
+          <w:lang w:val="en-US"/>
+        </w:rPr>
+      </w:pPr>
+      <w:r>
+        <w:rPr>
+          <w:lang w:val="en-US"/>
+        </w:rPr>
+        <w:t>Way of thinking</w:t>
+      </w:r>
+    </w:p>
+    <w:p>
+      <w:pPr>
+        <w:rPr>
+          <w:lang w:val="en-US"/>
+        </w:rPr>
+      </w:pPr>
+      <w:r>
+        <w:rPr>
+          <w:lang w:val="en-US"/>
+        </w:rPr>
+        <w:t xml:space="preserve">The first thing I want engineers to </w:t>
+      </w:r>
+      <w:r>
+        <w:rPr>
+          <w:lang w:val="en-US"/>
+        </w:rPr>
+        <w:t xml:space="preserve">know and remember as they </w:t>
+      </w:r>
+      <w:r>
+        <w:rPr>
+          <w:lang w:val="en-US"/>
+        </w:rPr>
+        <w:t>implement</w:t>
+      </w:r>
+      <w:r>
+        <w:rPr>
+          <w:lang w:val="en-US"/>
+        </w:rPr>
+        <w:t xml:space="preserve"> is that </w:t>
+      </w:r>
+      <w:r>
+        <w:rPr>
+          <w:lang w:val="en-US"/>
+        </w:rPr>
+        <w:t>hexagonal</w:t>
+      </w:r>
+      <w:r>
+        <w:rPr>
+          <w:lang w:val="en-US"/>
+        </w:rPr>
+        <w:t xml:space="preserve"> architecture is part of the ‘inside to out</w:t>
+      </w:r>
+      <w:r>
+        <w:rPr>
+          <w:lang w:val="en-US"/>
+        </w:rPr>
+        <w:t>side</w:t>
+      </w:r>
+      <w:r>
+        <w:rPr>
+          <w:lang w:val="en-US"/>
+        </w:rPr>
+        <w:t>’ family of architectures, which does not only mean that you implement this way, but also think this way.</w:t>
+      </w:r>
+    </w:p>
+    <w:p>
+      <w:pPr>
+        <w:rPr>
+          <w:lang w:val="en-US"/>
+        </w:rPr>
+      </w:pPr>
+      <w:r>
+        <w:rPr>
+          <w:lang w:val="en-US"/>
+        </w:rPr>
+        <w:lastRenderedPageBreak/>
+        <w:t>Fundamentally this simply means that</w:t>
+      </w:r>
+      <w:r>
+        <w:rPr>
+          <w:lang w:val="en-US"/>
+        </w:rPr>
+        <w:t xml:space="preserve"> layers inside </w:t>
+      </w:r>
+      <w:r>
+        <w:rPr>
+          <w:lang w:val="en-US"/>
+        </w:rPr>
+        <w:t>don’t depend on outside layers, instead outside layers make use of inside layers through ports (dependency injection).</w:t>
+      </w:r>
+    </w:p>
+    <w:p>
+      <w:pPr>
+        <w:rPr>
+          <w:lang w:val="en-US"/>
+        </w:rPr>
+      </w:pPr>
+      <w:r>
+        <w:rPr>
+          <w:lang w:val="en-US"/>
+        </w:rPr>
+        <w:t xml:space="preserve"> </w:t>
+      </w:r>
+      <w:r>
+        <w:rPr>
+          <w:lang w:val="en-US"/>
+        </w:rPr>
+        <w:t xml:space="preserve">Please see </w:t>
+      </w:r>
+      <w:r>
+        <w:rPr>
+          <w:lang w:val="en-US"/>
+        </w:rPr>
+        <w:t>the image in ‘</w:t>
+      </w:r>
+      <w:r>
+        <w:rPr>
+          <w:lang w:val="en-US"/>
+        </w:rPr>
+        <w:t>Chosen: Hexagonal architecture</w:t>
+      </w:r>
+      <w:r>
+        <w:rPr>
+          <w:lang w:val="en-US"/>
+        </w:rPr>
+        <w:t>’, as a reference whenever I talk about layers, dependencies etc., as it makes it easier to visualize.</w:t>
+      </w:r>
+    </w:p>
+    <w:p>
+      <w:pPr>
+        <w:pStyle w:val="Heading2"/>
+        <w:rPr>
+          <w:lang w:val="en-US"/>
+        </w:rPr>
+      </w:pPr>
+      <w:r>
+        <w:rPr>
+          <w:lang w:val="en-US"/>
+        </w:rPr>
+        <w:t>The core</w:t>
+      </w:r>
+      <w:r>
+        <w:rPr>
+          <w:lang w:val="en-US"/>
+        </w:rPr>
+        <w:t xml:space="preserve"> – domain layer</w:t>
+      </w:r>
+    </w:p>
+    <w:p>
+      <w:pPr>
+        <w:rPr>
+          <w:lang w:val="en-US"/>
+        </w:rPr>
+      </w:pPr>
+      <w:r>
+        <w:rPr>
+          <w:lang w:val="en-US"/>
+        </w:rPr>
+        <w:t xml:space="preserve">The </w:t>
+      </w:r>
+      <w:r>
+        <w:rPr>
+          <w:lang w:val="en-US"/>
+        </w:rPr>
+        <w:t xml:space="preserve">part of the application everyone wants from the outside, and you </w:t>
+      </w:r>
+      <w:r>
+        <w:rPr>
+          <w:lang w:val="en-US"/>
+        </w:rPr>
+        <w:t>ensure it</w:t>
+      </w:r>
+      <w:r>
+        <w:rPr>
+          <w:lang w:val="en-US"/>
+        </w:rPr>
+        <w:t xml:space="preserve"> is abstracted away from.</w:t>
+      </w:r>
+      <w:r>
+        <w:rPr>
+          <w:lang w:val="en-US"/>
+        </w:rPr>
+        <w:t xml:space="preserve"> I don’t need to explain what domain knowledge is, but what I do need to mention is that according to the</w:t>
+      </w:r>
+      <w:r>
+        <w:rPr>
+          <w:lang w:val="en-US"/>
+        </w:rPr>
+        <w:t xml:space="preserve"> hexagonal</w:t>
+      </w:r>
+      <w:r>
+        <w:rPr>
+          <w:lang w:val="en-US"/>
+        </w:rPr>
+        <w:t xml:space="preserve"> architecture, the only one allowed access to the domain is the application layer. </w:t>
+      </w:r>
+      <w:r>
+        <w:rPr>
+          <w:lang w:val="en-US"/>
+        </w:rPr>
+        <w:t xml:space="preserve">This means that </w:t>
+      </w:r>
+      <w:r>
+        <w:rPr>
+          <w:lang w:val="en-US"/>
+        </w:rPr>
+        <w:t>adapters</w:t>
+      </w:r>
+      <w:r>
+        <w:rPr>
+          <w:lang w:val="en-US"/>
+        </w:rPr>
+        <w:t xml:space="preserve"> are ABSOLUTELY NOT allowed to touch it. There are rare times where you can ignore this, but please don’t try to do this.</w:t>
+      </w:r>
+    </w:p>
+    <w:p>
+      <w:pPr>
+        <w:rPr>
+          <w:lang w:val="en-US"/>
+        </w:rPr>
+      </w:pPr>
+      <w:r>
+        <w:rPr>
+          <w:lang w:val="en-US"/>
+        </w:rPr>
+        <w:t>T</w:t>
+      </w:r>
+      <w:r>
+        <w:rPr>
+          <w:lang w:val="en-US"/>
+        </w:rPr>
+        <w:t>he domain is simply your business logic</w:t>
+      </w:r>
+      <w:r>
+        <w:rPr>
+          <w:lang w:val="en-US"/>
+        </w:rPr>
+        <w:t xml:space="preserve">, that </w:t>
+      </w:r>
+      <w:r>
+        <w:rPr>
+          <w:lang w:val="en-US"/>
+        </w:rPr>
+        <w:t>stays within the 6 walls of your backend (hexagon joke, please laugh)</w:t>
+      </w:r>
+      <w:r>
+        <w:rPr>
+          <w:lang w:val="en-US"/>
+        </w:rPr>
+        <w:t>.</w:t>
+      </w:r>
+    </w:p>
+    <w:p>
+      <w:pPr>
+        <w:rPr>
+          <w:lang w:val="en-US"/>
+        </w:rPr>
+      </w:pPr>
+      <w:r>
+        <w:rPr>
+          <w:lang w:val="en-US"/>
+        </w:rPr>
+        <w:t xml:space="preserve">Example: You need to add </w:t>
+      </w:r>
+      <w:r>
+        <w:rPr>
+          <w:lang w:val="en-US"/>
+        </w:rPr>
+        <w:t xml:space="preserve">complex logic regarding the manipulation of incidents. When an incident comes in you want </w:t>
+      </w:r>
+      <w:r>
+        <w:rPr>
+          <w:lang w:val="en-US"/>
+        </w:rPr>
+        <w:t>it to go through this new function, before it goes out of the backend. As a developer, in the project</w:t>
+      </w:r>
+      <w:r>
+        <w:rPr>
+          <w:lang w:val="en-US"/>
+        </w:rPr>
+        <w:t xml:space="preserve"> files</w:t>
+      </w:r>
+      <w:r>
+        <w:rPr>
+          <w:lang w:val="en-US"/>
+        </w:rPr>
+        <w:t xml:space="preserve">, you go </w:t>
+      </w:r>
+      <w:r>
+        <w:rPr>
+          <w:lang w:val="en-US"/>
+        </w:rPr>
+        <w:t>to the domain folder, you create the new function as a service in the service folder. If you need to create</w:t>
+      </w:r>
+      <w:r>
+        <w:rPr>
+          <w:lang w:val="en-US"/>
+        </w:rPr>
+        <w:t xml:space="preserve"> models, put them in the </w:t>
+      </w:r>
+      <w:proofErr w:type="gramStart"/>
+      <w:r>
+        <w:rPr>
+          <w:lang w:val="en-US"/>
+        </w:rPr>
+        <w:t>models</w:t>
+      </w:r>
+      <w:proofErr w:type="gramEnd"/>
+      <w:r>
+        <w:rPr>
+          <w:lang w:val="en-US"/>
+        </w:rPr>
+        <w:t xml:space="preserve"> folder.</w:t>
+      </w:r>
+    </w:p>
+    <w:p>
+      <w:pPr>
+        <w:pStyle w:val="Heading2"/>
+        <w:rPr>
+          <w:lang w:val="en-US"/>
+        </w:rPr>
+      </w:pPr>
+      <w:r>
+        <w:rPr>
+          <w:lang w:val="en-US"/>
+        </w:rPr>
+        <w:t>The orchestrator</w:t>
+      </w:r>
+      <w:r>
+        <w:rPr>
+          <w:lang w:val="en-US"/>
+        </w:rPr>
+        <w:t xml:space="preserve"> – application layer</w:t>
+      </w:r>
+    </w:p>
+    <w:p>
+      <w:pPr>
+        <w:rPr>
+          <w:lang w:val="en-US"/>
+        </w:rPr>
+      </w:pPr>
+      <w:r>
+        <w:rPr>
+          <w:lang w:val="en-US"/>
+        </w:rPr>
+        <w:t xml:space="preserve">Now that we have our domain to manipulate </w:t>
+      </w:r>
+      <w:proofErr w:type="gramStart"/>
+      <w:r>
+        <w:rPr>
+          <w:lang w:val="en-US"/>
+        </w:rPr>
+        <w:t>data</w:t>
+      </w:r>
+      <w:proofErr w:type="gramEnd"/>
+      <w:r>
+        <w:rPr>
+          <w:lang w:val="en-US"/>
+        </w:rPr>
+        <w:t xml:space="preserve"> </w:t>
+      </w:r>
+      <w:r>
+        <w:rPr>
+          <w:lang w:val="en-US"/>
+        </w:rPr>
+        <w:t>however,</w:t>
+      </w:r>
+      <w:r>
+        <w:rPr>
+          <w:lang w:val="en-US"/>
+        </w:rPr>
+        <w:t xml:space="preserve"> we like, someone needs to </w:t>
+      </w:r>
+      <w:r>
+        <w:rPr>
+          <w:lang w:val="en-US"/>
+        </w:rPr>
+        <w:t>call</w:t>
+      </w:r>
+      <w:r>
+        <w:rPr>
+          <w:lang w:val="en-US"/>
+        </w:rPr>
+        <w:t xml:space="preserve"> the domain, which is the SOLE responsibility of the application layer. Here you define </w:t>
+      </w:r>
+      <w:r>
+        <w:rPr>
+          <w:lang w:val="en-US"/>
+        </w:rPr>
+        <w:t xml:space="preserve">services, which </w:t>
+      </w:r>
+      <w:r>
+        <w:rPr>
+          <w:lang w:val="en-US"/>
+        </w:rPr>
+        <w:t>must</w:t>
+      </w:r>
+      <w:r>
+        <w:rPr>
+          <w:lang w:val="en-US"/>
+        </w:rPr>
+        <w:t xml:space="preserve"> be thin. So do not put heavy logic in here, as the name of the paragraph suggests, the application services are merely orchestrators. They delegate </w:t>
+      </w:r>
+      <w:r>
+        <w:rPr>
+          <w:lang w:val="en-US"/>
+        </w:rPr>
+        <w:t>work and</w:t>
+      </w:r>
+      <w:r>
+        <w:rPr>
+          <w:lang w:val="en-US"/>
+        </w:rPr>
+        <w:t xml:space="preserve"> know who needs to do what</w:t>
+      </w:r>
+      <w:r>
+        <w:rPr>
+          <w:lang w:val="en-US"/>
+        </w:rPr>
+        <w:t xml:space="preserve">, but don’t do things themselves, compare them to nosy </w:t>
+      </w:r>
+      <w:r>
+        <w:rPr>
+          <w:lang w:val="en-US"/>
+        </w:rPr>
+        <w:t>micro-managers.</w:t>
+      </w:r>
+    </w:p>
+    <w:p>
+      <w:pPr>
+        <w:rPr>
+          <w:lang w:val="en-US"/>
+        </w:rPr>
+      </w:pPr>
+      <w:r>
+        <w:rPr>
+          <w:lang w:val="en-US"/>
+        </w:rPr>
+        <w:t xml:space="preserve">But the application services don’t just </w:t>
+      </w:r>
+      <w:proofErr w:type="gramStart"/>
+      <w:r>
+        <w:rPr>
+          <w:lang w:val="en-US"/>
+        </w:rPr>
+        <w:t>call</w:t>
+      </w:r>
+      <w:r>
+        <w:rPr>
+          <w:lang w:val="en-US"/>
+        </w:rPr>
+        <w:t xml:space="preserve"> to</w:t>
+      </w:r>
+      <w:proofErr w:type="gramEnd"/>
+      <w:r>
+        <w:rPr>
+          <w:lang w:val="en-US"/>
+        </w:rPr>
+        <w:t xml:space="preserve"> the domain, there are also times you need external</w:t>
+      </w:r>
+      <w:r>
+        <w:rPr>
+          <w:lang w:val="en-US"/>
+        </w:rPr>
+        <w:t xml:space="preserve"> help </w:t>
+      </w:r>
+      <w:proofErr w:type="gramStart"/>
+      <w:r>
+        <w:rPr>
+          <w:lang w:val="en-US"/>
+        </w:rPr>
+        <w:t>to</w:t>
+      </w:r>
+      <w:proofErr w:type="gramEnd"/>
+      <w:r>
+        <w:rPr>
+          <w:lang w:val="en-US"/>
+        </w:rPr>
+        <w:t xml:space="preserve"> a task, like for example in this project we use AI to determine incident </w:t>
+      </w:r>
+      <w:proofErr w:type="gramStart"/>
+      <w:r>
+        <w:rPr>
+          <w:lang w:val="en-US"/>
+        </w:rPr>
+        <w:t>severities</w:t>
+      </w:r>
+      <w:proofErr w:type="gramEnd"/>
+      <w:r>
+        <w:rPr>
+          <w:lang w:val="en-US"/>
+        </w:rPr>
+        <w:t xml:space="preserve">, this is also orchestrated by the </w:t>
+      </w:r>
+      <w:r>
+        <w:rPr>
+          <w:lang w:val="en-US"/>
+        </w:rPr>
+        <w:t xml:space="preserve">application service. </w:t>
+      </w:r>
+    </w:p>
+    <w:p>
+      <w:pPr>
+        <w:rPr>
+          <w:lang w:val="en-US"/>
+        </w:rPr>
+      </w:pPr>
+      <w:r>
+        <w:rPr>
+          <w:lang w:val="en-US"/>
+        </w:rPr>
+        <w:t xml:space="preserve">But now how is this done cleanly programmatically? </w:t>
+      </w:r>
+      <w:r>
+        <w:rPr>
+          <w:lang w:val="en-US"/>
+        </w:rPr>
+        <w:t xml:space="preserve">Glad </w:t>
+      </w:r>
+      <w:proofErr w:type="gramStart"/>
+      <w:r>
+        <w:rPr>
+          <w:strike/>
+          <w:lang w:val="en-US"/>
+        </w:rPr>
+        <w:t>I</w:t>
+      </w:r>
+      <w:r>
+        <w:rPr>
+          <w:strike/>
+          <w:lang w:val="en-US"/>
+        </w:rPr>
+        <w:t xml:space="preserve"> </w:t>
+      </w:r>
+      <w:r>
+        <w:rPr>
+          <w:lang w:val="en-US"/>
+        </w:rPr>
+        <w:t xml:space="preserve"> </w:t>
+      </w:r>
+      <w:r>
+        <w:rPr>
+          <w:lang w:val="en-US"/>
+        </w:rPr>
+        <w:t>you</w:t>
+      </w:r>
+      <w:proofErr w:type="gramEnd"/>
+      <w:r>
+        <w:rPr>
+          <w:lang w:val="en-US"/>
+        </w:rPr>
+        <w:t xml:space="preserve"> </w:t>
+      </w:r>
+      <w:r>
+        <w:rPr>
+          <w:lang w:val="en-US"/>
+        </w:rPr>
+        <w:t>asked.</w:t>
+      </w:r>
+      <w:r>
+        <w:rPr>
+          <w:lang w:val="en-US"/>
+        </w:rPr>
+        <w:t xml:space="preserve"> While you can comfortably </w:t>
+      </w:r>
+      <w:proofErr w:type="gramStart"/>
+      <w:r>
+        <w:rPr>
+          <w:lang w:val="en-US"/>
+        </w:rPr>
+        <w:t>call to</w:t>
+      </w:r>
+      <w:proofErr w:type="gramEnd"/>
+      <w:r>
+        <w:rPr>
+          <w:lang w:val="en-US"/>
+        </w:rPr>
+        <w:t xml:space="preserve"> domain services directly, the same does not go for </w:t>
+      </w:r>
+      <w:r>
+        <w:rPr>
+          <w:lang w:val="en-US"/>
+        </w:rPr>
+        <w:t xml:space="preserve">adapters, as they are the outside layer, and remember </w:t>
+      </w:r>
+      <w:r>
+        <w:rPr>
+          <w:lang w:val="en-US"/>
+        </w:rPr>
+        <w:t xml:space="preserve">in </w:t>
+      </w:r>
+      <w:r>
+        <w:rPr>
+          <w:lang w:val="en-US"/>
+        </w:rPr>
+        <w:t xml:space="preserve">this architecture </w:t>
+      </w:r>
+      <w:r>
+        <w:rPr>
+          <w:lang w:val="en-US"/>
+        </w:rPr>
+        <w:t xml:space="preserve">the outside layer depends on the inside layer, not the other way around. We solve this by using dependency inversion. Ports (interfaces) are owned by the application </w:t>
+      </w:r>
+      <w:r>
+        <w:rPr>
+          <w:lang w:val="en-US"/>
+        </w:rPr>
+        <w:t>layer and</w:t>
+      </w:r>
+      <w:r>
+        <w:rPr>
+          <w:lang w:val="en-US"/>
+        </w:rPr>
+        <w:t xml:space="preserve"> are merely implemented by </w:t>
+      </w:r>
+      <w:r>
+        <w:rPr>
+          <w:lang w:val="en-US"/>
+        </w:rPr>
+        <w:t>adapters.</w:t>
+      </w:r>
+      <w:r>
+        <w:rPr>
+          <w:lang w:val="en-US"/>
+        </w:rPr>
+        <w:t xml:space="preserve"> It is important to note that there are inbound and outbound ports/adapters, but we will touch on that in the next chapter.</w:t>
+      </w:r>
+      <w:r>
+        <w:rPr>
+          <w:lang w:val="en-US"/>
+        </w:rPr>
+        <w:t xml:space="preserve"> </w:t>
+      </w:r>
+    </w:p>
+    <w:p>
+      <w:pPr>
+        <w:rPr>
+          <w:lang w:val="en-US"/>
+        </w:rPr>
+      </w:pPr>
+      <w:r>
+        <w:rPr>
+          <w:lang w:val="en-US"/>
+        </w:rPr>
+        <w:lastRenderedPageBreak/>
+        <w:t xml:space="preserve">Lastly, incoming data is seen by the application layer as a ‘command’. As the name describes, when </w:t>
+      </w:r>
+      <w:r>
+        <w:rPr>
+          <w:lang w:val="en-US"/>
+        </w:rPr>
+        <w:t xml:space="preserve">an incident comes in, it is a command for the application service to create an incident out of it, thus you will have the </w:t>
+      </w:r>
+      <w:proofErr w:type="spellStart"/>
+      <w:r>
+        <w:rPr>
+          <w:lang w:val="en-US"/>
+        </w:rPr>
+        <w:t>CreateIncidentCommand</w:t>
+      </w:r>
+      <w:proofErr w:type="spellEnd"/>
+      <w:r>
+        <w:rPr>
+          <w:lang w:val="en-US"/>
+        </w:rPr>
+        <w:t xml:space="preserve"> object. The data passed from </w:t>
+      </w:r>
+      <w:proofErr w:type="gramStart"/>
+      <w:r>
+        <w:rPr>
+          <w:lang w:val="en-US"/>
+        </w:rPr>
+        <w:t>the outside</w:t>
+      </w:r>
+      <w:proofErr w:type="gramEnd"/>
+      <w:r>
+        <w:rPr>
+          <w:lang w:val="en-US"/>
+        </w:rPr>
+        <w:t xml:space="preserve"> to the application layer is EXCLUSIVELY in the form of commands.</w:t>
+      </w:r>
+      <w:r>
+        <w:rPr>
+          <w:lang w:val="en-US"/>
+        </w:rPr>
+        <w:t xml:space="preserve"> You can think of commands as DTO’s</w:t>
+      </w:r>
+      <w:r>
+        <w:rPr>
+          <w:lang w:val="en-US"/>
+        </w:rPr>
+        <w:t xml:space="preserve"> (data transfer object)</w:t>
+      </w:r>
+      <w:r>
+        <w:rPr>
+          <w:lang w:val="en-US"/>
+        </w:rPr>
+        <w:t>, which might be more familiar to most.</w:t>
+      </w:r>
+    </w:p>
+    <w:p>
+      <w:pPr>
+        <w:rPr>
+          <w:lang w:val="en-US"/>
+        </w:rPr>
+      </w:pPr>
+      <w:r>
+        <w:rPr>
+          <w:lang w:val="en-US"/>
+        </w:rPr>
+        <w:t xml:space="preserve">Example: </w:t>
+      </w:r>
+      <w:r>
+        <w:rPr>
+          <w:lang w:val="en-US"/>
+        </w:rPr>
+        <w:t xml:space="preserve">You are given </w:t>
+      </w:r>
+      <w:r>
+        <w:rPr>
+          <w:lang w:val="en-US"/>
+        </w:rPr>
+        <w:t xml:space="preserve">the task </w:t>
+      </w:r>
+      <w:r>
+        <w:rPr>
+          <w:lang w:val="en-US"/>
+        </w:rPr>
+        <w:t>of implementing</w:t>
+      </w:r>
+      <w:r>
+        <w:rPr>
+          <w:lang w:val="en-US"/>
+        </w:rPr>
+        <w:t xml:space="preserve"> a new </w:t>
+      </w:r>
+      <w:r>
+        <w:rPr>
+          <w:lang w:val="en-US"/>
+        </w:rPr>
+        <w:t>use-case</w:t>
+      </w:r>
+      <w:r>
+        <w:rPr>
+          <w:lang w:val="en-US"/>
+        </w:rPr>
+        <w:t xml:space="preserve"> into the backend</w:t>
+      </w:r>
+      <w:r>
+        <w:rPr>
+          <w:lang w:val="en-US"/>
+        </w:rPr>
+        <w:t xml:space="preserve">. Let’s say this system grows to also </w:t>
+      </w:r>
+      <w:r>
+        <w:rPr>
+          <w:lang w:val="en-US"/>
+        </w:rPr>
+        <w:t>ingest feature requests, not just incidents</w:t>
+      </w:r>
+      <w:r>
+        <w:rPr>
+          <w:lang w:val="en-US"/>
+        </w:rPr>
+        <w:t xml:space="preserve"> triage</w:t>
+      </w:r>
+      <w:r>
+        <w:rPr>
+          <w:lang w:val="en-US"/>
+        </w:rPr>
+        <w:t>.</w:t>
+      </w:r>
+      <w:r>
+        <w:rPr>
+          <w:lang w:val="en-US"/>
+        </w:rPr>
+        <w:t xml:space="preserve"> </w:t>
+      </w:r>
+      <w:r>
+        <w:rPr>
+          <w:lang w:val="en-US"/>
+        </w:rPr>
+        <w:t xml:space="preserve">What you now do as a developer is, in the project, you go to the application folder, where you can make a new service class. </w:t>
+      </w:r>
+      <w:r>
+        <w:rPr>
+          <w:lang w:val="en-US"/>
+        </w:rPr>
+        <w:t xml:space="preserve">Create a port that this application service implements. </w:t>
+      </w:r>
+      <w:r>
+        <w:rPr>
+          <w:lang w:val="en-US"/>
+        </w:rPr>
+        <w:t xml:space="preserve"> Create a command object encapsulating all data you would need</w:t>
+      </w:r>
+      <w:r>
+        <w:rPr>
+          <w:lang w:val="en-US"/>
+        </w:rPr>
+        <w:t xml:space="preserve"> in your application service.</w:t>
+      </w:r>
+      <w:r>
+        <w:rPr>
+          <w:lang w:val="en-US"/>
+        </w:rPr>
+        <w:t xml:space="preserve"> You can make multiple commands per application service of course, as you might have a </w:t>
+      </w:r>
+      <w:proofErr w:type="spellStart"/>
+      <w:r>
+        <w:rPr>
+          <w:lang w:val="en-US"/>
+        </w:rPr>
+        <w:t>CreateRequestCommand</w:t>
+      </w:r>
+      <w:proofErr w:type="spellEnd"/>
+      <w:r>
+        <w:rPr>
+          <w:lang w:val="en-US"/>
+        </w:rPr>
+        <w:t xml:space="preserve"> </w:t>
+      </w:r>
+      <w:r>
+        <w:rPr>
+          <w:lang w:val="en-US"/>
+        </w:rPr>
+        <w:t xml:space="preserve">and </w:t>
+      </w:r>
+      <w:proofErr w:type="spellStart"/>
+      <w:r>
+        <w:rPr>
+          <w:lang w:val="en-US"/>
+        </w:rPr>
+        <w:t>DeleteRequestCommand</w:t>
+      </w:r>
+      <w:proofErr w:type="spellEnd"/>
+      <w:r>
+        <w:rPr>
+          <w:lang w:val="en-US"/>
+        </w:rPr>
+        <w:t>.</w:t>
+      </w:r>
+      <w:r>
+        <w:rPr>
+          <w:lang w:val="en-US"/>
+        </w:rPr>
+        <w:t xml:space="preserve"> Once this is set, you start creating the service methods. Remember! The application service is a thin class, so we do not add business logic to it, this goes into the domain or </w:t>
+      </w:r>
+      <w:r>
+        <w:rPr>
+          <w:lang w:val="en-US"/>
+        </w:rPr>
+        <w:t>outbound adapters if its external.</w:t>
+      </w:r>
+    </w:p>
+    <w:p>
+      <w:pPr>
+        <w:pStyle w:val="Heading2"/>
+        <w:rPr>
+          <w:lang w:val="en-US"/>
+        </w:rPr>
+      </w:pPr>
+      <w:r>
+        <w:rPr>
+          <w:lang w:val="en-US"/>
+        </w:rPr>
+        <w:t>The connector – adapter layer</w:t>
+      </w:r>
+    </w:p>
+    <w:p>
+      <w:pPr>
+        <w:rPr>
+          <w:lang w:val="en-US"/>
+        </w:rPr>
+      </w:pPr>
+      <w:r>
+        <w:rPr>
+          <w:lang w:val="en-US"/>
+        </w:rPr>
+        <w:t xml:space="preserve">The last layer is the one that connects the system to the outside world. Simply </w:t>
+      </w:r>
+      <w:proofErr w:type="gramStart"/>
+      <w:r>
+        <w:rPr>
+          <w:lang w:val="en-US"/>
+        </w:rPr>
+        <w:t>put</w:t>
+      </w:r>
+      <w:proofErr w:type="gramEnd"/>
+      <w:r>
+        <w:rPr>
+          <w:lang w:val="en-US"/>
+        </w:rPr>
+        <w:t xml:space="preserve"> you have 2 types of adapters, inbound and outbound. </w:t>
+      </w:r>
+    </w:p>
+    <w:p>
+      <w:pPr>
+        <w:rPr>
+          <w:lang w:val="en-US"/>
+        </w:rPr>
+      </w:pPr>
+      <w:r>
+        <w:rPr>
+          <w:lang w:val="en-US"/>
+        </w:rPr>
+        <w:t xml:space="preserve">As the name </w:t>
+      </w:r>
+      <w:proofErr w:type="gramStart"/>
+      <w:r>
+        <w:rPr>
+          <w:lang w:val="en-US"/>
+        </w:rPr>
+        <w:t>suggest</w:t>
+      </w:r>
+      <w:proofErr w:type="gramEnd"/>
+      <w:r>
+        <w:rPr>
+          <w:lang w:val="en-US"/>
+        </w:rPr>
+        <w:t xml:space="preserve"> they </w:t>
+      </w:r>
+      <w:r>
+        <w:rPr>
+          <w:lang w:val="en-US"/>
+        </w:rPr>
+        <w:t xml:space="preserve">are one-directional, with the inbound adapters only being allowed to make simple replies, but not actual side effects. What I mean </w:t>
+      </w:r>
+      <w:proofErr w:type="gramStart"/>
+      <w:r>
+        <w:rPr>
+          <w:lang w:val="en-US"/>
+        </w:rPr>
+        <w:t>with</w:t>
+      </w:r>
+      <w:proofErr w:type="gramEnd"/>
+      <w:r>
+        <w:rPr>
+          <w:lang w:val="en-US"/>
+        </w:rPr>
+        <w:t xml:space="preserve"> this</w:t>
+      </w:r>
+      <w:proofErr w:type="gramStart"/>
+      <w:r>
+        <w:rPr>
+          <w:lang w:val="en-US"/>
+        </w:rPr>
+        <w:t xml:space="preserve">, </w:t>
+      </w:r>
+      <w:r>
+        <w:rPr>
+          <w:lang w:val="en-US"/>
+        </w:rPr>
+        <w:t>a</w:t>
+      </w:r>
+      <w:proofErr w:type="gramEnd"/>
+      <w:r>
+        <w:rPr>
+          <w:lang w:val="en-US"/>
+        </w:rPr>
+        <w:t xml:space="preserve"> slack inbound adapter is allowed, even required, to send back an acknowledgement back for incoming messages</w:t>
+      </w:r>
+      <w:r>
+        <w:rPr>
+          <w:lang w:val="en-US"/>
+        </w:rPr>
+        <w:t>. Another good example would be</w:t>
+      </w:r>
+      <w:r>
+        <w:rPr>
+          <w:lang w:val="en-US"/>
+        </w:rPr>
+        <w:t xml:space="preserve"> web</w:t>
+      </w:r>
+      <w:r>
+        <w:rPr>
+          <w:lang w:val="en-US"/>
+        </w:rPr>
+        <w:t xml:space="preserve"> status codes, or rest endpoint replies.</w:t>
+      </w:r>
+      <w:r>
+        <w:rPr>
+          <w:lang w:val="en-US"/>
+        </w:rPr>
+        <w:t xml:space="preserve"> What they are not allowed to do is create side effects, for example when a new incident comes in, an inbound adapter is not allowed to send a message </w:t>
+      </w:r>
+      <w:r>
+        <w:rPr>
+          <w:lang w:val="en-US"/>
+        </w:rPr>
+        <w:t xml:space="preserve">to </w:t>
+      </w:r>
+      <w:proofErr w:type="spellStart"/>
+      <w:r>
+        <w:rPr>
+          <w:lang w:val="en-US"/>
+        </w:rPr>
+        <w:t>whatsapp</w:t>
+      </w:r>
+      <w:proofErr w:type="spellEnd"/>
+      <w:r>
+        <w:rPr>
+          <w:lang w:val="en-US"/>
+        </w:rPr>
+        <w:t xml:space="preserve">, or save things to the database, </w:t>
+      </w:r>
+      <w:proofErr w:type="gramStart"/>
+      <w:r>
+        <w:rPr>
+          <w:lang w:val="en-US"/>
+        </w:rPr>
+        <w:t>all of</w:t>
+      </w:r>
+      <w:proofErr w:type="gramEnd"/>
+      <w:r>
+        <w:rPr>
+          <w:lang w:val="en-US"/>
+        </w:rPr>
+        <w:t xml:space="preserve"> this needs to first go through the inner layers, the application layer.</w:t>
+      </w:r>
+    </w:p>
+    <w:p>
+      <w:pPr>
+        <w:rPr>
+          <w:lang w:val="en-US"/>
+        </w:rPr>
+      </w:pPr>
+      <w:r>
+        <w:rPr>
+          <w:lang w:val="en-US"/>
+        </w:rPr>
+        <w:t>An inbound adapter ingests data, and maps it to your given command</w:t>
+      </w:r>
+      <w:r>
+        <w:rPr>
+          <w:lang w:val="en-US"/>
+        </w:rPr>
+        <w:t xml:space="preserve">, then sends it over the port that the application service implements. It is a literal adapter to </w:t>
+      </w:r>
+      <w:r>
+        <w:rPr>
+          <w:lang w:val="en-US"/>
+        </w:rPr>
+        <w:t xml:space="preserve">make incoming data generic, no matter which platform it </w:t>
+      </w:r>
+      <w:proofErr w:type="gramStart"/>
+      <w:r>
+        <w:rPr>
+          <w:lang w:val="en-US"/>
+        </w:rPr>
+        <w:t>is</w:t>
+      </w:r>
+      <w:proofErr w:type="gramEnd"/>
+      <w:r>
+        <w:rPr>
+          <w:lang w:val="en-US"/>
+        </w:rPr>
+        <w:t xml:space="preserve"> from</w:t>
+      </w:r>
+      <w:r>
+        <w:rPr>
+          <w:lang w:val="en-US"/>
+        </w:rPr>
+        <w:t xml:space="preserve"> with their formatting quirks</w:t>
+      </w:r>
+      <w:r>
+        <w:rPr>
+          <w:lang w:val="en-US"/>
+        </w:rPr>
+        <w:t>.</w:t>
+      </w:r>
+      <w:r>
+        <w:rPr>
+          <w:lang w:val="en-US"/>
+        </w:rPr>
+        <w:t xml:space="preserve"> That </w:t>
+      </w:r>
+      <w:proofErr w:type="gramStart"/>
+      <w:r>
+        <w:rPr>
+          <w:lang w:val="en-US"/>
+        </w:rPr>
+        <w:t>is</w:t>
+      </w:r>
+      <w:proofErr w:type="gramEnd"/>
+      <w:r>
+        <w:rPr>
+          <w:lang w:val="en-US"/>
+        </w:rPr>
+        <w:t xml:space="preserve"> it, this is all an </w:t>
+      </w:r>
+      <w:proofErr w:type="gramStart"/>
+      <w:r>
+        <w:rPr>
+          <w:lang w:val="en-US"/>
+        </w:rPr>
+        <w:t>inbound adapters</w:t>
+      </w:r>
+      <w:proofErr w:type="gramEnd"/>
+      <w:r>
+        <w:rPr>
+          <w:lang w:val="en-US"/>
+        </w:rPr>
+        <w:t xml:space="preserve"> needs to and should do, don’t load it with business logic and try </w:t>
+      </w:r>
+      <w:proofErr w:type="gramStart"/>
+      <w:r>
+        <w:rPr>
+          <w:lang w:val="en-US"/>
+        </w:rPr>
+        <w:t>to not</w:t>
+      </w:r>
+      <w:proofErr w:type="gramEnd"/>
+      <w:r>
+        <w:rPr>
+          <w:lang w:val="en-US"/>
+        </w:rPr>
+        <w:t xml:space="preserve"> call other adapters from it</w:t>
+      </w:r>
+      <w:r>
+        <w:rPr>
+          <w:lang w:val="en-US"/>
+        </w:rPr>
+        <w:t>, go to the application layer first.</w:t>
+      </w:r>
+    </w:p>
+    <w:p>
+      <w:pPr>
+        <w:rPr>
+          <w:lang w:val="en-US"/>
+        </w:rPr>
+      </w:pPr>
+      <w:r>
+        <w:rPr>
+          <w:lang w:val="en-US"/>
+        </w:rPr>
+        <w:t xml:space="preserve">We also have outbound adapters, these get called as a result for the need </w:t>
+      </w:r>
+      <w:proofErr w:type="gramStart"/>
+      <w:r>
+        <w:rPr>
+          <w:lang w:val="en-US"/>
+        </w:rPr>
+        <w:t>of</w:t>
+      </w:r>
+      <w:proofErr w:type="gramEnd"/>
+      <w:r>
+        <w:rPr>
+          <w:lang w:val="en-US"/>
+        </w:rPr>
+        <w:t xml:space="preserve"> side effects, such as database calls, querying </w:t>
+      </w:r>
+      <w:r>
+        <w:rPr>
+          <w:lang w:val="en-US"/>
+        </w:rPr>
+        <w:t>developer availability from the company calendar, etc.</w:t>
+      </w:r>
+      <w:r>
+        <w:rPr>
+          <w:lang w:val="en-US"/>
+        </w:rPr>
+        <w:t xml:space="preserve"> As I explained before outbound ports are owned by the application layer, the </w:t>
+      </w:r>
+      <w:r>
+        <w:rPr>
+          <w:lang w:val="en-US"/>
+        </w:rPr>
+        <w:t xml:space="preserve">outbound adapters simply implement </w:t>
+      </w:r>
+      <w:proofErr w:type="gramStart"/>
+      <w:r>
+        <w:rPr>
+          <w:lang w:val="en-US"/>
+        </w:rPr>
+        <w:t>them</w:t>
+      </w:r>
+      <w:r>
+        <w:rPr>
+          <w:lang w:val="en-US"/>
+        </w:rPr>
+        <w:t>, and</w:t>
+      </w:r>
+      <w:proofErr w:type="gramEnd"/>
+      <w:r>
+        <w:rPr>
+          <w:lang w:val="en-US"/>
+        </w:rPr>
+        <w:t xml:space="preserve"> get used through application services.</w:t>
+      </w:r>
+    </w:p>
+    <w:p>
+      <w:pPr>
+        <w:rPr>
+          <w:lang w:val="en-US"/>
+        </w:rPr>
+      </w:pPr>
+      <w:r>
+        <w:rPr>
+          <w:lang w:val="en-US"/>
+        </w:rPr>
+        <w:lastRenderedPageBreak/>
+        <w:t>Inbound example: Innovactions wants to also get messages in through</w:t>
+      </w:r>
+      <w:r>
+        <w:rPr>
+          <w:lang w:val="en-US"/>
+        </w:rPr>
+        <w:t xml:space="preserve"> Instagram dm’s. </w:t>
+      </w:r>
+      <w:r>
+        <w:rPr>
+          <w:lang w:val="en-US"/>
+        </w:rPr>
+        <w:t xml:space="preserve">The nice thing is that incident reporting is a feature already done, meaning the Instagram adapter will simply make use of the existing </w:t>
+      </w:r>
+      <w:proofErr w:type="spellStart"/>
+      <w:r>
+        <w:rPr>
+          <w:lang w:val="en-US"/>
+        </w:rPr>
+        <w:t>createIncident</w:t>
+      </w:r>
+      <w:proofErr w:type="spellEnd"/>
+      <w:r>
+        <w:rPr>
+          <w:lang w:val="en-US"/>
+        </w:rPr>
+        <w:t xml:space="preserve"> function in the existing </w:t>
+      </w:r>
+      <w:proofErr w:type="spellStart"/>
+      <w:r>
+        <w:rPr>
+          <w:lang w:val="en-US"/>
+        </w:rPr>
+        <w:t>IncidentApplicationService</w:t>
+      </w:r>
+      <w:proofErr w:type="spellEnd"/>
+      <w:r>
+        <w:rPr>
+          <w:lang w:val="en-US"/>
+        </w:rPr>
+        <w:t xml:space="preserve">. </w:t>
+      </w:r>
+      <w:r>
+        <w:rPr>
+          <w:lang w:val="en-US"/>
+        </w:rPr>
+        <w:t xml:space="preserve">You as a developer now need to implement a new, </w:t>
+      </w:r>
+      <w:proofErr w:type="spellStart"/>
+      <w:r>
+        <w:rPr>
+          <w:lang w:val="en-US"/>
+        </w:rPr>
+        <w:t>InstagramInboundPort</w:t>
+      </w:r>
+      <w:proofErr w:type="spellEnd"/>
+      <w:r>
+        <w:rPr>
+          <w:lang w:val="en-US"/>
+        </w:rPr>
+        <w:t>, under the adapter and inbound folders</w:t>
+      </w:r>
+      <w:r>
+        <w:rPr>
+          <w:lang w:val="en-US"/>
+        </w:rPr>
+        <w:t xml:space="preserve">. </w:t>
+      </w:r>
+      <w:r>
+        <w:rPr>
+          <w:lang w:val="en-US"/>
+        </w:rPr>
+        <w:t xml:space="preserve">You figure out how the incoming data format </w:t>
+      </w:r>
+      <w:proofErr w:type="gramStart"/>
+      <w:r>
+        <w:rPr>
+          <w:lang w:val="en-US"/>
+        </w:rPr>
+        <w:t>looks, and</w:t>
+      </w:r>
+      <w:proofErr w:type="gramEnd"/>
+      <w:r>
+        <w:rPr>
+          <w:lang w:val="en-US"/>
+        </w:rPr>
+        <w:t xml:space="preserve"> create a</w:t>
+      </w:r>
+      <w:r>
+        <w:rPr>
+          <w:lang w:val="en-US"/>
+        </w:rPr>
+        <w:t xml:space="preserve"> mapper to map said data to the existing </w:t>
+      </w:r>
+      <w:proofErr w:type="spellStart"/>
+      <w:r>
+        <w:rPr>
+          <w:lang w:val="en-US"/>
+        </w:rPr>
+        <w:t>CreateIncidentCommand</w:t>
+      </w:r>
+      <w:proofErr w:type="spellEnd"/>
+      <w:r>
+        <w:rPr>
+          <w:lang w:val="en-US"/>
+        </w:rPr>
+        <w:t xml:space="preserve">, used by </w:t>
+      </w:r>
+      <w:proofErr w:type="gramStart"/>
+      <w:r>
+        <w:rPr>
+          <w:lang w:val="en-US"/>
+        </w:rPr>
+        <w:t xml:space="preserve">the </w:t>
+      </w:r>
+      <w:r>
+        <w:rPr>
+          <w:lang w:val="en-US"/>
+        </w:rPr>
+        <w:t xml:space="preserve"> </w:t>
+      </w:r>
+      <w:proofErr w:type="spellStart"/>
+      <w:r>
+        <w:rPr>
+          <w:lang w:val="en-US"/>
+        </w:rPr>
+        <w:t>IncidentApplicationService</w:t>
+      </w:r>
+      <w:proofErr w:type="spellEnd"/>
+      <w:proofErr w:type="gramEnd"/>
+      <w:r>
+        <w:rPr>
+          <w:lang w:val="en-US"/>
+        </w:rPr>
+        <w:t xml:space="preserve">. Once </w:t>
+      </w:r>
+      <w:r>
+        <w:rPr>
+          <w:lang w:val="en-US"/>
+        </w:rPr>
+        <w:t xml:space="preserve">the data is mapped and you </w:t>
+      </w:r>
+      <w:proofErr w:type="gramStart"/>
+      <w:r>
+        <w:rPr>
+          <w:lang w:val="en-US"/>
+        </w:rPr>
+        <w:t>took</w:t>
+      </w:r>
+      <w:proofErr w:type="gramEnd"/>
+      <w:r>
+        <w:rPr>
+          <w:lang w:val="en-US"/>
+        </w:rPr>
+        <w:t xml:space="preserve"> care of the potential message acknowledgments to Instagram, your inbound adapter is done!</w:t>
+      </w:r>
+    </w:p>
+    <w:p>
+      <w:pPr>
+        <w:rPr>
+          <w:lang w:val="en-US"/>
+        </w:rPr>
+      </w:pPr>
+      <w:r>
+        <w:rPr>
+          <w:lang w:val="en-US"/>
+        </w:rPr>
+        <w:t xml:space="preserve">Outbound example: </w:t>
+      </w:r>
+      <w:r>
+        <w:rPr>
+          <w:lang w:val="en-US"/>
+        </w:rPr>
+        <w:t xml:space="preserve">Innovactions does not make use of Gemini, but instead Claude, so they want to move away from the current </w:t>
+      </w:r>
+      <w:r>
+        <w:rPr>
+          <w:lang w:val="en-US"/>
+        </w:rPr>
+        <w:t xml:space="preserve">Gemini incident classifier. As a developer </w:t>
+      </w:r>
+      <w:r>
+        <w:rPr>
+          <w:lang w:val="en-US"/>
+        </w:rPr>
+        <w:t xml:space="preserve">you will now need to create the new </w:t>
+      </w:r>
+      <w:proofErr w:type="spellStart"/>
+      <w:r>
+        <w:rPr>
+          <w:lang w:val="en-US"/>
+        </w:rPr>
+        <w:t>ClaudeClassifierOutboundAdapter</w:t>
+      </w:r>
+      <w:proofErr w:type="spellEnd"/>
+      <w:r>
+        <w:rPr>
+          <w:lang w:val="en-US"/>
+        </w:rPr>
+        <w:t xml:space="preserve"> (or however you would call it), </w:t>
+      </w:r>
+      <w:r>
+        <w:rPr>
+          <w:lang w:val="en-US"/>
+        </w:rPr>
+        <w:t xml:space="preserve">under the adapters and outbound folders. </w:t>
+      </w:r>
+      <w:r>
+        <w:rPr>
+          <w:lang w:val="en-US"/>
+        </w:rPr>
+        <w:t xml:space="preserve">You first ensure you have the data you </w:t>
+      </w:r>
+      <w:proofErr w:type="gramStart"/>
+      <w:r>
+        <w:rPr>
+          <w:lang w:val="en-US"/>
+        </w:rPr>
+        <w:t>would need</w:t>
+      </w:r>
+      <w:proofErr w:type="gramEnd"/>
+      <w:r>
+        <w:rPr>
+          <w:lang w:val="en-US"/>
+        </w:rPr>
+        <w:t xml:space="preserve"> from the application </w:t>
+      </w:r>
+      <w:proofErr w:type="gramStart"/>
+      <w:r>
+        <w:rPr>
+          <w:lang w:val="en-US"/>
+        </w:rPr>
+        <w:t>service, and</w:t>
+      </w:r>
+      <w:proofErr w:type="gramEnd"/>
+      <w:r>
+        <w:rPr>
+          <w:lang w:val="en-US"/>
+        </w:rPr>
+        <w:t xml:space="preserve"> use it as your parameter for the method. </w:t>
+      </w:r>
+      <w:r>
+        <w:rPr>
+          <w:lang w:val="en-US"/>
+        </w:rPr>
+        <w:t xml:space="preserve">You do your implementation and provide a return value for the application service. That’s all, you got an outbound adapter! There are times where you might not </w:t>
+      </w:r>
+      <w:r>
+        <w:rPr>
+          <w:lang w:val="en-US"/>
+        </w:rPr>
+        <w:t>have resulting data, in those cases it can of course be a void method, this example just illustrates a potential future action.</w:t>
+      </w:r>
+    </w:p>
+    <w:p>
+      <w:pPr>
+        <w:pStyle w:val="Heading1"/>
+        <w:rPr>
+          <w:lang w:val="en-US"/>
+        </w:rPr>
+      </w:pPr>
+      <w:r>
+        <w:rPr>
+          <w:lang w:val="en-US"/>
+        </w:rPr>
+        <w:t>End word</w:t>
+      </w:r>
+    </w:p>
+    <w:p>
+      <w:pPr>
+        <w:rPr>
+          <w:lang w:val="en-US"/>
+        </w:rPr>
+      </w:pPr>
+      <w:r>
+        <w:rPr>
+          <w:lang w:val="en-US"/>
+        </w:rPr>
+        <w:t xml:space="preserve">I </w:t>
+      </w:r>
+      <w:r>
+        <w:rPr>
+          <w:lang w:val="en-US"/>
+        </w:rPr>
+        <w:t xml:space="preserve">believe the subject of the used architecture has been explained enough for the Innovactions engineers to be able to navigate their way through the project </w:t>
+      </w:r>
+      <w:r>
+        <w:rPr>
+          <w:lang w:val="en-US"/>
+        </w:rPr>
+        <w:t>files and</w:t>
+      </w:r>
+      <w:r>
+        <w:rPr>
+          <w:lang w:val="en-US"/>
+        </w:rPr>
+        <w:t xml:space="preserve"> start extending it</w:t>
+      </w:r>
+      <w:r>
+        <w:rPr>
+          <w:lang w:val="en-US"/>
+        </w:rPr>
+        <w:t xml:space="preserve">. In case something does not seem clear, there are tons of resources online about this architecture style as its one of the most popular </w:t>
+      </w:r>
+      <w:r>
+        <w:rPr>
+          <w:lang w:val="en-US"/>
+        </w:rPr>
+        <w:t>ones used in the micro-services world.</w:t>
+      </w:r>
     </w:p>
     <w:sectPr>
       <w:pgSz w:w="11906" w:h="16838"/>
@@ -4071,7 +5901,7 @@
         <w:kern w:val="2"/>
         <w:sz w:val="24"/>
         <w:szCs w:val="24"/>
-        <w:lang w:eastAsia="en-US" w:bidi="ar-SA"/>
+        <w:lang w:val="en-GB" w:eastAsia="en-US" w:bidi="ar-SA"/>
         <w14:ligatures w14:val="standardContextual"/>
       </w:rPr>
     </w:rPrDefault>
@@ -5264,12 +7094,14 @@
     <w:rsid w:val="001665DF"/>
     <w:rsid w:val="00197C31"/>
     <w:rsid w:val="00387646"/>
+    <w:rsid w:val="004D730E"/>
     <w:rsid w:val="00555459"/>
     <w:rsid w:val="007911FA"/>
     <w:rsid w:val="00807851"/>
+    <w:rsid w:val="0081005E"/>
     <w:rsid w:val="00847A5C"/>
+    <w:rsid w:val="00B71591"/>
     <w:rsid w:val="00BD70D6"/>
-    <w:rsid w:val="00EB144A"/>
     <w:rsid w:val="00FD3E5E"/>
   </w:rsids>
   <m:mathPr>
@@ -5285,7 +7117,7 @@
     <m:intLim m:val="subSup"/>
     <m:naryLim m:val="undOvr"/>
   </m:mathPr>
-  <w:themeFontLang/>
+  <w:themeFontLang w:val="en-GB"/>
   <w:clrSchemeMapping w:bg1="light1" w:t1="dark1" w:bg2="light2" w:t2="dark2" w:accent1="accent1" w:accent2="accent2" w:accent3="accent3" w:accent4="accent4" w:accent5="accent5" w:accent6="accent6" w:hyperlink="hyperlink" w:followedHyperlink="followedHyperlink"/>
   <w:decimalSymbol w:val="."/>
   <w:listSeparator w:val=","/>
@@ -5302,7 +7134,7 @@
         <w:kern w:val="2"/>
         <w:sz w:val="24"/>
         <w:szCs w:val="24"/>
-        <w:lang w:bidi="ar-SA"/>
+        <w:lang w:val="en-GB" w:eastAsia="en-GB" w:bidi="ar-SA"/>
         <w14:ligatures w14:val="standardContextual"/>
       </w:rPr>
     </w:rPrDefault>
@@ -6066,10 +7898,6 @@
 </file>
 
 <file path=customXml/item2.xml><?xml version="1.0" encoding="utf-8"?>
-<b:Sources xmlns:b="http://schemas.openxmlformats.org/officeDocument/2006/bibliography" xmlns="http://schemas.openxmlformats.org/officeDocument/2006/bibliography" SelectedStyle="\APASixthEditionOfficeOnline.xsl" StyleName="APA" Version="6"/>
-</file>
-
-<file path=customXml/item3.xml><?xml version="1.0" encoding="utf-8"?>
 <p:properties xmlns:p="http://schemas.microsoft.com/office/2006/metadata/properties" xmlns:xsi="http://www.w3.org/2001/XMLSchema-instance" xmlns:pc="http://schemas.microsoft.com/office/infopath/2007/PartnerControls">
   <documentManagement>
     <lcf76f155ced4ddcb4097134ff3c332f xmlns="67dddb6e-2c45-4381-b3d1-ab4d8a4b069b">
@@ -6079,18 +7907,13 @@
 </p:properties>
 </file>
 
-<file path=customXml/item4.xml><?xml version="1.0" encoding="utf-8"?>
-<?mso-contentType ?>
-<FormTemplates xmlns="http://schemas.microsoft.com/sharepoint/v3/contenttype/forms">
-  <Display>DocumentLibraryForm</Display>
-  <Edit>DocumentLibraryForm</Edit>
-  <New>DocumentLibraryForm</New>
-</FormTemplates>
+<file path=customXml/item3.xml><?xml version="1.0" encoding="utf-8"?>
+<b:Sources xmlns:b="http://schemas.openxmlformats.org/officeDocument/2006/bibliography" xmlns="http://schemas.openxmlformats.org/officeDocument/2006/bibliography" SelectedStyle="\APASixthEditionOfficeOnline.xsl" StyleName="APA" Version="6"/>
 </file>
 
-<file path=customXml/item5.xml><?xml version="1.0" encoding="utf-8"?>
-<ct:contentTypeSchema xmlns:ct="http://schemas.microsoft.com/office/2006/metadata/contentType" xmlns:ma="http://schemas.microsoft.com/office/2006/metadata/properties/metaAttributes" ct:_="" ma:_="" ma:contentTypeName="Document" ma:contentTypeID="0x0101001BB1C324444695478F1BC28CB548A270" ma:contentTypeVersion="9" ma:contentTypeDescription="Een nieuw document maken." ma:contentTypeScope="" ma:versionID="56fa19b8afb81f5e79644fba81fd138d">
-  <xsd:schema xmlns:xsd="http://www.w3.org/2001/XMLSchema" xmlns:xs="http://www.w3.org/2001/XMLSchema" xmlns:p="http://schemas.microsoft.com/office/2006/metadata/properties" xmlns:ns2="67dddb6e-2c45-4381-b3d1-ab4d8a4b069b" targetNamespace="http://schemas.microsoft.com/office/2006/metadata/properties" ma:root="true" ma:fieldsID="ebe8678d226042063760259c9dfaec1d" ns2:_="">
+<file path=customXml/item4.xml><?xml version="1.0" encoding="utf-8"?>
+<ct:contentTypeSchema xmlns:ct="http://schemas.microsoft.com/office/2006/metadata/contentType" xmlns:ma="http://schemas.microsoft.com/office/2006/metadata/properties/metaAttributes" ct:_="" ma:_="" ma:contentTypeName="Document" ma:contentTypeID="0x0101001BB1C324444695478F1BC28CB548A270" ma:contentTypeVersion="10" ma:contentTypeDescription="Create a new document." ma:contentTypeScope="" ma:versionID="be76d6d9f727fc7f1a438d7a919eb7b6">
+  <xsd:schema xmlns:xsd="http://www.w3.org/2001/XMLSchema" xmlns:xs="http://www.w3.org/2001/XMLSchema" xmlns:p="http://schemas.microsoft.com/office/2006/metadata/properties" xmlns:ns2="67dddb6e-2c45-4381-b3d1-ab4d8a4b069b" targetNamespace="http://schemas.microsoft.com/office/2006/metadata/properties" ma:root="true" ma:fieldsID="5f30b092b5328aa6178ed842a396fcdb" ns2:_="">
     <xsd:import namespace="67dddb6e-2c45-4381-b3d1-ab4d8a4b069b"/>
     <xsd:element name="properties">
       <xsd:complexType>
@@ -6106,6 +7929,7 @@
                 <xsd:element ref="ns2:MediaServiceOCR" minOccurs="0"/>
                 <xsd:element ref="ns2:MediaServiceGenerationTime" minOccurs="0"/>
                 <xsd:element ref="ns2:MediaServiceEventHashCode" minOccurs="0"/>
+                <xsd:element ref="ns2:MediaServiceBillingMetadata" minOccurs="0"/>
               </xsd:all>
             </xsd:complexType>
           </xsd:element>
@@ -6136,7 +7960,7 @@
         <xsd:restriction base="dms:Text"/>
       </xsd:simpleType>
     </xsd:element>
-    <xsd:element name="lcf76f155ced4ddcb4097134ff3c332f" ma:index="13" nillable="true" ma:taxonomy="true" ma:internalName="lcf76f155ced4ddcb4097134ff3c332f" ma:taxonomyFieldName="MediaServiceImageTags" ma:displayName="Afbeeldingtags" ma:readOnly="false" ma:fieldId="{5cf76f15-5ced-4ddc-b409-7134ff3c332f}" ma:taxonomyMulti="true" ma:sspId="1cf77c6f-7d90-4f59-9429-7beb7326011a" ma:termSetId="09814cd3-568e-fe90-9814-8d621ff8fb84" ma:anchorId="fba54fb3-c3e1-fe81-a776-ca4b69148c4d" ma:open="true" ma:isKeyword="false">
+    <xsd:element name="lcf76f155ced4ddcb4097134ff3c332f" ma:index="13" nillable="true" ma:taxonomy="true" ma:internalName="lcf76f155ced4ddcb4097134ff3c332f" ma:taxonomyFieldName="MediaServiceImageTags" ma:displayName="Image Tags" ma:readOnly="false" ma:fieldId="{5cf76f15-5ced-4ddc-b409-7134ff3c332f}" ma:taxonomyMulti="true" ma:sspId="1cf77c6f-7d90-4f59-9429-7beb7326011a" ma:termSetId="09814cd3-568e-fe90-9814-8d621ff8fb84" ma:anchorId="fba54fb3-c3e1-fe81-a776-ca4b69148c4d" ma:open="true" ma:isKeyword="false">
       <xsd:complexType>
         <xsd:sequence>
           <xsd:element ref="pc:Terms" minOccurs="0" maxOccurs="1"/>
@@ -6160,6 +7984,11 @@
         <xsd:restriction base="dms:Text"/>
       </xsd:simpleType>
     </xsd:element>
+    <xsd:element name="MediaServiceBillingMetadata" ma:index="17" nillable="true" ma:displayName="MediaServiceBillingMetadata" ma:hidden="true" ma:internalName="MediaServiceBillingMetadata" ma:readOnly="true">
+      <xsd:simpleType>
+        <xsd:restriction base="dms:Note"/>
+      </xsd:simpleType>
+    </xsd:element>
   </xsd:schema>
   <xsd:schema xmlns="http://schemas.openxmlformats.org/package/2006/metadata/core-properties" xmlns:xsd="http://www.w3.org/2001/XMLSchema" xmlns:xsi="http://www.w3.org/2001/XMLSchema-instance" xmlns:dc="http://purl.org/dc/elements/1.1/" xmlns:dcterms="http://purl.org/dc/terms/" xmlns:odoc="http://schemas.microsoft.com/internal/obd" targetNamespace="http://schemas.openxmlformats.org/package/2006/metadata/core-properties" elementFormDefault="qualified" attributeFormDefault="unqualified" blockDefault="#all">
     <xsd:import namespace="http://purl.org/dc/elements/1.1/" schemaLocation="http://dublincore.org/schemas/xmls/qdc/2003/04/02/dc.xsd"/>
@@ -6170,8 +7999,8 @@
         <xsd:element ref="dc:creator" minOccurs="0" maxOccurs="1"/>
         <xsd:element ref="dcterms:created" minOccurs="0" maxOccurs="1"/>
         <xsd:element ref="dc:identifier" minOccurs="0" maxOccurs="1"/>
-        <xsd:element name="contentType" minOccurs="0" maxOccurs="1" type="xsd:string" ma:index="0" ma:displayName="Inhoudstype"/>
-        <xsd:element ref="dc:title" minOccurs="0" maxOccurs="1" ma:index="4" ma:displayName="Titel"/>
+        <xsd:element name="contentType" minOccurs="0" maxOccurs="1" type="xsd:string" ma:index="0" ma:displayName="Content Type"/>
+        <xsd:element ref="dc:title" minOccurs="0" maxOccurs="1" ma:index="4" ma:displayName="Title"/>
         <xsd:element ref="dc:subject" minOccurs="0" maxOccurs="1"/>
         <xsd:element ref="dc:description" minOccurs="0" maxOccurs="1"/>
         <xsd:element name="keywords" minOccurs="0" maxOccurs="1" type="xsd:string"/>
@@ -6260,6 +8089,15 @@
 </ct:contentTypeSchema>
 </file>
 
+<file path=customXml/item5.xml><?xml version="1.0" encoding="utf-8"?>
+<?mso-contentType ?>
+<FormTemplates xmlns="http://schemas.microsoft.com/sharepoint/v3/contenttype/forms">
+  <Display>DocumentLibraryForm</Display>
+  <Edit>DocumentLibraryForm</Edit>
+  <New>DocumentLibraryForm</New>
+</FormTemplates>
+</file>
+
 <file path=customXml/itemProps1.xml><?xml version="1.0" encoding="utf-8"?>
 <ds:datastoreItem xmlns:ds="http://schemas.openxmlformats.org/officeDocument/2006/customXml" ds:itemID="{55AF091B-3C7A-41E3-B477-F2FDAA23CFDA}">
   <ds:schemaRefs>
@@ -6269,6 +8107,22 @@
 </file>
 
 <file path=customXml/itemProps2.xml><?xml version="1.0" encoding="utf-8"?>
+<ds:datastoreItem xmlns:ds="http://schemas.openxmlformats.org/officeDocument/2006/customXml" ds:itemID="{45B05EFF-0C96-4B15-B304-F6414FFF0CF2}">
+  <ds:schemaRefs>
+    <ds:schemaRef ds:uri="http://schemas.microsoft.com/office/infopath/2007/PartnerControls"/>
+    <ds:schemaRef ds:uri="http://purl.org/dc/elements/1.1/"/>
+    <ds:schemaRef ds:uri="http://schemas.microsoft.com/office/2006/metadata/properties"/>
+    <ds:schemaRef ds:uri="67dddb6e-2c45-4381-b3d1-ab4d8a4b069b"/>
+    <ds:schemaRef ds:uri="http://purl.org/dc/terms/"/>
+    <ds:schemaRef ds:uri="http://schemas.openxmlformats.org/package/2006/metadata/core-properties"/>
+    <ds:schemaRef ds:uri="http://schemas.microsoft.com/office/2006/documentManagement/types"/>
+    <ds:schemaRef ds:uri="http://purl.org/dc/dcmitype/"/>
+    <ds:schemaRef ds:uri="http://www.w3.org/XML/1998/namespace"/>
+  </ds:schemaRefs>
+</ds:datastoreItem>
+</file>
+
+<file path=customXml/itemProps3.xml><?xml version="1.0" encoding="utf-8"?>
 <ds:datastoreItem xmlns:ds="http://schemas.openxmlformats.org/officeDocument/2006/customXml" ds:itemID="{4A58947B-7FFC-4BFF-BC77-9C8927CF2FEC}">
   <ds:schemaRefs>
     <ds:schemaRef ds:uri="http://schemas.openxmlformats.org/officeDocument/2006/bibliography"/>
@@ -6276,44 +8130,14 @@
 </ds:datastoreItem>
 </file>
 
-<file path=customXml/itemProps3.xml><?xml version="1.0" encoding="utf-8"?>
-<ds:datastoreItem xmlns:ds="http://schemas.openxmlformats.org/officeDocument/2006/customXml" ds:itemID="{45B05EFF-0C96-4B15-B304-F6414FFF0CF2}">
-  <ds:schemaRefs>
-    <ds:schemaRef ds:uri="http://purl.org/dc/elements/1.1/"/>
-    <ds:schemaRef ds:uri="http://schemas.microsoft.com/office/2006/metadata/properties"/>
-    <ds:schemaRef ds:uri="67dddb6e-2c45-4381-b3d1-ab4d8a4b069b"/>
-    <ds:schemaRef ds:uri="http://schemas.microsoft.com/office/2006/documentManagement/types"/>
-    <ds:schemaRef ds:uri="http://purl.org/dc/terms/"/>
-    <ds:schemaRef ds:uri="http://schemas.openxmlformats.org/package/2006/metadata/core-properties"/>
-    <ds:schemaRef ds:uri="http://purl.org/dc/dcmitype/"/>
-    <ds:schemaRef ds:uri="http://schemas.microsoft.com/office/infopath/2007/PartnerControls"/>
-    <ds:schemaRef ds:uri="http://www.w3.org/XML/1998/namespace"/>
-  </ds:schemaRefs>
-</ds:datastoreItem>
+<file path=customXml/itemProps4.xml><?xml version="1.0" encoding="utf-8"?>
+<ds:datastoreItem xmlns:ds="http://schemas.openxmlformats.org/officeDocument/2006/customXml" ds:itemID="{0C0D7D94-4D68-480D-A8A7-4859FACCA86E}"/>
 </file>
 
-<file path=customXml/itemProps4.xml><?xml version="1.0" encoding="utf-8"?>
+<file path=customXml/itemProps5.xml><?xml version="1.0" encoding="utf-8"?>
 <ds:datastoreItem xmlns:ds="http://schemas.openxmlformats.org/officeDocument/2006/customXml" ds:itemID="{CFD1A009-76A9-4F15-83E4-71F7C1D7F0D5}">
   <ds:schemaRefs>
     <ds:schemaRef ds:uri="http://schemas.microsoft.com/sharepoint/v3/contenttype/forms"/>
   </ds:schemaRefs>
 </ds:datastoreItem>
-</file>
-
-<file path=customXml/itemProps5.xml><?xml version="1.0" encoding="utf-8"?>
-<ds:datastoreItem xmlns:ds="http://schemas.openxmlformats.org/officeDocument/2006/customXml" ds:itemID="{4FA8048F-647E-406E-84BE-5242092204FB}">
-  <ds:schemaRefs>
-    <ds:schemaRef ds:uri="http://schemas.microsoft.com/office/2006/metadata/contentType"/>
-    <ds:schemaRef ds:uri="http://schemas.microsoft.com/office/2006/metadata/properties/metaAttributes"/>
-    <ds:schemaRef ds:uri="http://www.w3.org/2001/XMLSchema"/>
-    <ds:schemaRef ds:uri="http://schemas.microsoft.com/office/2006/metadata/properties"/>
-    <ds:schemaRef ds:uri="67dddb6e-2c45-4381-b3d1-ab4d8a4b069b"/>
-    <ds:schemaRef ds:uri="http://schemas.microsoft.com/office/2006/documentManagement/types"/>
-    <ds:schemaRef ds:uri="http://schemas.microsoft.com/office/infopath/2007/PartnerControls"/>
-    <ds:schemaRef ds:uri="http://schemas.openxmlformats.org/package/2006/metadata/core-properties"/>
-    <ds:schemaRef ds:uri="http://purl.org/dc/elements/1.1/"/>
-    <ds:schemaRef ds:uri="http://purl.org/dc/terms/"/>
-    <ds:schemaRef ds:uri="http://schemas.microsoft.com/internal/obd"/>
-  </ds:schemaRefs>
-</ds:datastoreItem>
 </file>